--- a/resources/dist/sheets/we-the-people-1787-1791-student-sheet-en.docx
+++ b/resources/dist/sheets/we-the-people-1787-1791-student-sheet-en.docx
@@ -7,9 +7,6 @@
         <w:pStyle w:val="Heading1"/>
       </w:pPr>
       <w:r>
-        <w:rPr>
-          <w:lang w:val="en-US"/>
-        </w:rPr>
         <w:t xml:space="preserve">We the People: Representation and Ratification, 1787–1791</w:t>
       </w:r>
     </w:p>
@@ -18,30 +15,26 @@
         <w:pStyle w:val="Subtle"/>
       </w:pPr>
       <w:r>
-        <w:rPr>
-          <w:lang w:val="en-US"/>
-        </w:rPr>
         <w:t xml:space="preserve">Student sheet</w:t>
       </w:r>
     </w:p>
     <w:p>
       <w:pPr>
         <w:tabs>
-          <w:tab w:val="left" w:pos="5200"/>
+          <w:tab w:val="left" w:pos="5000" w:leader="underscore"/>
+          <w:tab w:val="left" w:pos="5600"/>
+          <w:tab w:val="left" w:pos="9400" w:leader="underscore"/>
         </w:tabs>
         <w:spacing w:after="120" w:before="120"/>
       </w:pPr>
       <w:r>
-        <w:rPr>
-          <w:lang w:val="en-US"/>
-        </w:rPr>
-        <w:t xml:space="preserve">Name: ____________________________</w:t>
-      </w:r>
-      <w:r>
-        <w:rPr>
-          <w:lang w:val="en-US"/>
-        </w:rPr>
-        <w:t xml:space="preserve">	Date: ______________</w:t>
+        <w:t xml:space="preserve">Name:</w:t>
+      </w:r>
+      <w:r>
+        <w:t xml:space="preserve">		Date:</w:t>
+      </w:r>
+      <w:r>
+        <w:t xml:space="preserve">	</w:t>
       </w:r>
     </w:p>
     <w:p>
@@ -53,37 +46,31 @@
         <w:rPr>
           <w:b/>
           <w:bCs/>
-          <w:lang w:val="en-US"/>
         </w:rPr>
         <w:t xml:space="preserve">Big question: </w:t>
       </w:r>
       <w:r>
-        <w:rPr>
-          <w:lang w:val="en-US"/>
-        </w:rPr>
         <w:t xml:space="preserve">How did the Constitution balance large and small states, and how close did it come to being rejected?</w:t>
       </w:r>
     </w:p>
     <w:p>
       <w:pPr>
-        <w:spacing w:after="160"/>
+        <w:spacing w:after="40"/>
       </w:pPr>
       <w:r>
         <w:rPr>
           <w:i/>
           <w:iCs/>
-          <w:lang w:val="en-US"/>
         </w:rPr>
         <w:t xml:space="preserve">Open the map in MapMaker: </w:t>
       </w:r>
-      <w:hyperlink w:history="1" r:id="rIdrlr6sjpoyugionzk62ypj">
+      <w:hyperlink w:history="1" r:id="rIdcbmpv5z2h5usa2yjz7gym">
         <w:r>
           <w:rPr>
             <w:i/>
             <w:iCs/>
             <w:color w:val="0A4FA8"/>
             <w:u w:val="single"/>
-            <w:lang w:val="en-US"/>
           </w:rPr>
           <w:t xml:space="preserve">We the People: Representation and Ratification, 1787–1791</w:t>
         </w:r>
@@ -91,12 +78,18 @@
     </w:p>
     <w:p>
       <w:pPr>
+        <w:pStyle w:val="Credits"/>
+        <w:spacing w:after="160"/>
+      </w:pPr>
+      <w:r>
+        <w:t xml:space="preserve">Map address: https://mpmkr.maps.arcgis.com/apps/instant/atlas/index.html?appid=0cd1cdee853c413a84bfe4b9a6931f0d&amp;webmap=eba1ea7488624f3c88ef094167ed03ca</w:t>
+      </w:r>
+    </w:p>
+    <w:p>
+      <w:pPr>
         <w:pStyle w:val="Heading2"/>
       </w:pPr>
       <w:r>
-        <w:rPr>
-          <w:lang w:val="en-US"/>
-        </w:rPr>
         <w:t xml:space="preserve">Before you start</w:t>
       </w:r>
     </w:p>
@@ -105,9 +98,6 @@
         <w:spacing w:after="80"/>
       </w:pPr>
       <w:r>
-        <w:rPr>
-          <w:lang w:val="en-US"/>
-        </w:rPr>
         <w:t xml:space="preserve">In 1787, delegates from twelve states met in Philadelphia and wrote the Constitution. Large and small states disagreed about how many votes each should have in Congress. The Constitution would take effect only when nine states had ratified it, each at a special convention.</w:t>
       </w:r>
     </w:p>
@@ -116,9 +106,6 @@
         <w:pStyle w:val="Heading2"/>
       </w:pPr>
       <w:r>
-        <w:rPr>
-          <w:lang w:val="en-US"/>
-        </w:rPr>
         <w:t xml:space="preserve">Reading the map</w:t>
       </w:r>
     </w:p>
@@ -127,10 +114,7 @@
         <w:spacing w:after="80"/>
       </w:pPr>
       <w:r>
-        <w:rPr>
-          <w:lang w:val="en-US"/>
-        </w:rPr>
-        <w:t xml:space="preserve">The map has no place names: click a pie or a state to see its name. Pies on the states show the people in 1790: blue for free, orange-red for enslaved, and bigger pies for more people. Three layers are off when the map opens. In House seats in 1793, darker blue means more seats. In Ratifying the Constitution, each pie sits where a state's convention met: blue for votes to ratify, orange-red for votes against, and labels give the order each state ratified. Maine is shown within Massachusetts and West Virginia within Virginia.</w:t>
+        <w:t xml:space="preserve">The map has no place names: click a pie or a state to see its name in the pop-up title. Pies on the states show the people in 1790: blue for free, orange-red for enslaved, and bigger pies for more people. Three layers are off when the map opens. In House seats in 1793, darker blue means more seats, and each label gives the state's abbreviation and seats. In Ratifying the Constitution, each pie sits where a state's convention met: blue for votes to ratify, orange-red for votes against, and labels give the order each state ratified. Maine is shown within Massachusetts and West Virginia within Virginia.</w:t>
       </w:r>
     </w:p>
     <w:p>
@@ -142,14 +126,10 @@
         <w:rPr>
           <w:b/>
           <w:bCs/>
-          <w:lang w:val="en-US"/>
         </w:rPr>
         <w:t xml:space="preserve">Tip: </w:t>
       </w:r>
       <w:r>
-        <w:rPr>
-          <w:lang w:val="en-US"/>
-        </w:rPr>
         <w:t xml:space="preserve">If a pop-up says 1 of 2 (or more), more than one thing is at that spot. Use the arrows in the pop-up to see each one.</w:t>
       </w:r>
     </w:p>
@@ -158,9 +138,6 @@
         <w:pStyle w:val="Heading2"/>
       </w:pPr>
       <w:r>
-        <w:rPr>
-          <w:lang w:val="en-US"/>
-        </w:rPr>
         <w:t xml:space="preserve">Questions</w:t>
       </w:r>
     </w:p>
@@ -178,15 +155,11 @@
         <w:rPr>
           <w:b/>
           <w:bCs/>
-          <w:lang w:val="en-US"/>
         </w:rPr>
         <w:t xml:space="preserve">Who lived where in 1790? </w:t>
       </w:r>
       <w:r>
-        <w:rPr>
-          <w:lang w:val="en-US"/>
-        </w:rPr>
-        <w:t xml:space="preserve">Open The states in 1790 bookmark and click the pies. Which state had the most people? In which states were more than a quarter of the people enslaved?</w:t>
+        <w:t xml:space="preserve">Open The states in 1790 bookmark and click the pies. Which state had the most people? In which states were more than a quarter of the people enslaved? The first line of each pop-up gives the percentage.</w:t>
       </w:r>
     </w:p>
     <w:p>
@@ -195,42 +168,21 @@
         <w:pBdr>
           <w:bottom w:val="single" w:color="8A949F" w:sz="4" w:space="1"/>
         </w:pBdr>
-        <w:spacing w:before="100"/>
-      </w:pPr>
-      <w:r>
-        <w:rPr>
-          <w:lang w:val="en-US"/>
-        </w:rPr>
-        <w:t xml:space="preserve"/>
-      </w:r>
-    </w:p>
-    <w:p>
-      <w:pPr>
-        <w:keepNext/>
+        <w:spacing w:before="100" w:line="240"/>
+      </w:pPr>
+      <w:r>
+        <w:t xml:space="preserve"/>
+      </w:r>
+    </w:p>
+    <w:p>
+      <w:pPr>
+        <w:keepNext w:val="false"/>
         <w:pBdr>
           <w:bottom w:val="single" w:color="8A949E" w:sz="4" w:space="1"/>
         </w:pBdr>
-        <w:spacing w:before="100"/>
-      </w:pPr>
-      <w:r>
-        <w:rPr>
-          <w:lang w:val="en-US"/>
-        </w:rPr>
-        <w:t xml:space="preserve"/>
-      </w:r>
-    </w:p>
-    <w:p>
-      <w:pPr>
-        <w:keepNext w:val="false"/>
-        <w:pBdr>
-          <w:bottom w:val="single" w:color="8A949F" w:sz="4" w:space="1"/>
-        </w:pBdr>
-        <w:spacing w:before="100"/>
-      </w:pPr>
-      <w:r>
-        <w:rPr>
-          <w:lang w:val="en-US"/>
-        </w:rPr>
+        <w:spacing w:before="100" w:line="240"/>
+      </w:pPr>
+      <w:r>
         <w:t xml:space="preserve"/>
       </w:r>
     </w:p>
@@ -248,15 +200,11 @@
         <w:rPr>
           <w:b/>
           <w:bCs/>
-          <w:lang w:val="en-US"/>
-        </w:rPr>
-        <w:t xml:space="preserve">Seats in Congress </w:t>
-      </w:r>
-      <w:r>
-        <w:rPr>
-          <w:lang w:val="en-US"/>
-        </w:rPr>
-        <w:t xml:space="preserve">In Map layers, turn on House seats in 1793. Which state had the most seats in the House of Representatives, and which the fewest? How many senators did every state have?</w:t>
+        </w:rPr>
+        <w:t xml:space="preserve">Seats in Congress. </w:t>
+      </w:r>
+      <w:r>
+        <w:t xml:space="preserve">In Map layers, turn on House seats in 1793. Each label gives the state and its seats, and darker blue means more seats. Which state had the most seats in the House of Representatives, and which the fewest? Click two states: how many senators did each have? Why do you think the House and the Senate are counted differently?</w:t>
       </w:r>
     </w:p>
     <w:p>
@@ -265,12 +213,9 @@
         <w:pBdr>
           <w:bottom w:val="single" w:color="8A949F" w:sz="4" w:space="1"/>
         </w:pBdr>
-        <w:spacing w:before="100"/>
-      </w:pPr>
-      <w:r>
-        <w:rPr>
-          <w:lang w:val="en-US"/>
-        </w:rPr>
+        <w:spacing w:before="100" w:line="240"/>
+      </w:pPr>
+      <w:r>
         <w:t xml:space="preserve"/>
       </w:r>
     </w:p>
@@ -280,12 +225,9 @@
         <w:pBdr>
           <w:bottom w:val="single" w:color="8A949E" w:sz="4" w:space="1"/>
         </w:pBdr>
-        <w:spacing w:before="100"/>
-      </w:pPr>
-      <w:r>
-        <w:rPr>
-          <w:lang w:val="en-US"/>
-        </w:rPr>
+        <w:spacing w:before="100" w:line="240"/>
+      </w:pPr>
+      <w:r>
         <w:t xml:space="preserve"/>
       </w:r>
     </w:p>
@@ -295,12 +237,9 @@
         <w:pBdr>
           <w:bottom w:val="single" w:color="8A949F" w:sz="4" w:space="1"/>
         </w:pBdr>
-        <w:spacing w:before="100"/>
-      </w:pPr>
-      <w:r>
-        <w:rPr>
-          <w:lang w:val="en-US"/>
-        </w:rPr>
+        <w:spacing w:before="100" w:line="240"/>
+      </w:pPr>
+      <w:r>
         <w:t xml:space="preserve"/>
       </w:r>
     </w:p>
@@ -318,15 +257,11 @@
         <w:rPr>
           <w:b/>
           <w:bCs/>
-          <w:lang w:val="en-US"/>
-        </w:rPr>
-        <w:t xml:space="preserve">The three-fifths clause </w:t>
-      </w:r>
-      <w:r>
-        <w:rPr>
-          <w:lang w:val="en-US"/>
-        </w:rPr>
-        <w:t xml:space="preserve">Under the three-fifths clause, three of every five enslaved people were counted when House seats were shared out. Click Virginia and South Carolina: how many seats would each have had if enslaved people had been counted in full, or not at all? Which states gained seats by counting people who could not vote?</w:t>
+        </w:rPr>
+        <w:t xml:space="preserve">The three-fifths clause. </w:t>
+      </w:r>
+      <w:r>
+        <w:t xml:space="preserve">Under the three-fifths clause, three of every five enslaved people were counted when House seats were shared out. Click Virginia and South Carolina and read the last two lines of each pop-up: how many seats would each have had if enslaved people had been counted in full, or not at all? Click other states too: which ones gained seats by counting people who could not vote?</w:t>
       </w:r>
     </w:p>
     <w:p>
@@ -336,10 +271,25 @@
         <w:ind w:left="360"/>
       </w:pPr>
       <w:r>
-        <w:rPr>
-          <w:lang w:val="en-US"/>
-        </w:rPr>
-        <w:t xml:space="preserve">Virginia: ____ seats with the three-fifths clause; ____ if enslaved people were not counted.</w:t>
+        <w:t xml:space="preserve">Virginia: </w:t>
+      </w:r>
+      <w:r>
+        <w:rPr>
+          <w:u w:val="single"/>
+        </w:rPr>
+        <w:t xml:space="preserve">              </w:t>
+      </w:r>
+      <w:r>
+        <w:t xml:space="preserve"> seats with the three-fifths clause; </w:t>
+      </w:r>
+      <w:r>
+        <w:rPr>
+          <w:u w:val="single"/>
+        </w:rPr>
+        <w:t xml:space="preserve">              </w:t>
+      </w:r>
+      <w:r>
+        <w:t xml:space="preserve"> if enslaved people were not counted.</w:t>
       </w:r>
     </w:p>
     <w:p>
@@ -348,42 +298,21 @@
         <w:pBdr>
           <w:bottom w:val="single" w:color="8A949F" w:sz="4" w:space="1"/>
         </w:pBdr>
-        <w:spacing w:before="100"/>
-      </w:pPr>
-      <w:r>
-        <w:rPr>
-          <w:lang w:val="en-US"/>
-        </w:rPr>
-        <w:t xml:space="preserve"/>
-      </w:r>
-    </w:p>
-    <w:p>
-      <w:pPr>
-        <w:keepNext/>
+        <w:spacing w:before="100" w:line="240"/>
+      </w:pPr>
+      <w:r>
+        <w:t xml:space="preserve"/>
+      </w:r>
+    </w:p>
+    <w:p>
+      <w:pPr>
+        <w:keepNext w:val="false"/>
         <w:pBdr>
           <w:bottom w:val="single" w:color="8A949E" w:sz="4" w:space="1"/>
         </w:pBdr>
-        <w:spacing w:before="100"/>
-      </w:pPr>
-      <w:r>
-        <w:rPr>
-          <w:lang w:val="en-US"/>
-        </w:rPr>
-        <w:t xml:space="preserve"/>
-      </w:r>
-    </w:p>
-    <w:p>
-      <w:pPr>
-        <w:keepNext w:val="false"/>
-        <w:pBdr>
-          <w:bottom w:val="single" w:color="8A949F" w:sz="4" w:space="1"/>
-        </w:pBdr>
-        <w:spacing w:before="100"/>
-      </w:pPr>
-      <w:r>
-        <w:rPr>
-          <w:lang w:val="en-US"/>
-        </w:rPr>
+        <w:spacing w:before="100" w:line="240"/>
+      </w:pPr>
+      <w:r>
         <w:t xml:space="preserve"/>
       </w:r>
     </w:p>
@@ -401,15 +330,11 @@
         <w:rPr>
           <w:b/>
           <w:bCs/>
-          <w:lang w:val="en-US"/>
         </w:rPr>
         <w:t xml:space="preserve">How close was ratification? </w:t>
       </w:r>
       <w:r>
-        <w:rPr>
-          <w:lang w:val="en-US"/>
-        </w:rPr>
-        <w:t xml:space="preserve">Turn off Population in 1790 and House seats in 1793, and turn on Ratifying the Constitution. Click the pies to find the three closest votes. Why does North Carolina have two pies?</w:t>
+        <w:t xml:space="preserve">Turn off Population in 1790 and House seats in 1793, and turn on Ratifying the Constitution. Click the pies and read the first line of each pop-up, which gives the votes for and against. Which three votes were closest? North Carolina has two pies: click both and explain why.</w:t>
       </w:r>
     </w:p>
     <w:p>
@@ -418,42 +343,21 @@
         <w:pBdr>
           <w:bottom w:val="single" w:color="8A949F" w:sz="4" w:space="1"/>
         </w:pBdr>
-        <w:spacing w:before="100"/>
-      </w:pPr>
-      <w:r>
-        <w:rPr>
-          <w:lang w:val="en-US"/>
-        </w:rPr>
-        <w:t xml:space="preserve"/>
-      </w:r>
-    </w:p>
-    <w:p>
-      <w:pPr>
-        <w:keepNext/>
+        <w:spacing w:before="100" w:line="240"/>
+      </w:pPr>
+      <w:r>
+        <w:t xml:space="preserve"/>
+      </w:r>
+    </w:p>
+    <w:p>
+      <w:pPr>
+        <w:keepNext w:val="false"/>
         <w:pBdr>
           <w:bottom w:val="single" w:color="8A949E" w:sz="4" w:space="1"/>
         </w:pBdr>
-        <w:spacing w:before="100"/>
-      </w:pPr>
-      <w:r>
-        <w:rPr>
-          <w:lang w:val="en-US"/>
-        </w:rPr>
-        <w:t xml:space="preserve"/>
-      </w:r>
-    </w:p>
-    <w:p>
-      <w:pPr>
-        <w:keepNext w:val="false"/>
-        <w:pBdr>
-          <w:bottom w:val="single" w:color="8A949F" w:sz="4" w:space="1"/>
-        </w:pBdr>
-        <w:spacing w:before="100"/>
-      </w:pPr>
-      <w:r>
-        <w:rPr>
-          <w:lang w:val="en-US"/>
-        </w:rPr>
+        <w:spacing w:before="100" w:line="240"/>
+      </w:pPr>
+      <w:r>
         <w:t xml:space="preserve"/>
       </w:r>
     </w:p>
@@ -466,14 +370,10 @@
         <w:rPr>
           <w:b/>
           <w:bCs/>
-          <w:lang w:val="en-US"/>
         </w:rPr>
         <w:t xml:space="preserve">Your answer: </w:t>
       </w:r>
       <w:r>
-        <w:rPr>
-          <w:lang w:val="en-US"/>
-        </w:rPr>
         <w:t xml:space="preserve">Answer the big question using evidence from at least two layers on the map. You can write a paragraph, sketch on the map, or both.</w:t>
       </w:r>
     </w:p>
@@ -483,12 +383,9 @@
         <w:pBdr>
           <w:bottom w:val="single" w:color="8A949F" w:sz="4" w:space="1"/>
         </w:pBdr>
-        <w:spacing w:before="100"/>
-      </w:pPr>
-      <w:r>
-        <w:rPr>
-          <w:lang w:val="en-US"/>
-        </w:rPr>
+        <w:spacing w:before="100" w:line="240"/>
+      </w:pPr>
+      <w:r>
         <w:t xml:space="preserve"/>
       </w:r>
     </w:p>
@@ -498,136 +395,70 @@
         <w:pBdr>
           <w:bottom w:val="single" w:color="8A949E" w:sz="4" w:space="1"/>
         </w:pBdr>
-        <w:spacing w:before="100"/>
-      </w:pPr>
-      <w:r>
-        <w:rPr>
-          <w:lang w:val="en-US"/>
-        </w:rPr>
-        <w:t xml:space="preserve"/>
-      </w:r>
-    </w:p>
-    <w:p>
-      <w:pPr>
-        <w:keepNext/>
+        <w:spacing w:before="100" w:line="240"/>
+      </w:pPr>
+      <w:r>
+        <w:t xml:space="preserve"/>
+      </w:r>
+    </w:p>
+    <w:p>
+      <w:pPr>
+        <w:keepNext w:val="false"/>
         <w:pBdr>
           <w:bottom w:val="single" w:color="8A949F" w:sz="4" w:space="1"/>
         </w:pBdr>
-        <w:spacing w:before="100"/>
-      </w:pPr>
-      <w:r>
-        <w:rPr>
-          <w:lang w:val="en-US"/>
-        </w:rPr>
-        <w:t xml:space="preserve"/>
-      </w:r>
-    </w:p>
-    <w:p>
-      <w:pPr>
-        <w:keepNext/>
+        <w:spacing w:before="100" w:line="240"/>
+      </w:pPr>
+      <w:r>
+        <w:t xml:space="preserve"/>
+      </w:r>
+    </w:p>
+    <w:p>
+      <w:pPr>
+        <w:pStyle w:val="Heading2"/>
+      </w:pPr>
+      <w:r>
+        <w:t xml:space="preserve">Looking back</w:t>
+      </w:r>
+    </w:p>
+    <w:p>
+      <w:pPr>
+        <w:keepNext/>
+      </w:pPr>
+      <w:r>
+        <w:t xml:space="preserve">What did the map show you about the Constitution that you might not have noticed from reading alone?</w:t>
+      </w:r>
+    </w:p>
+    <w:p>
+      <w:pPr>
+        <w:keepNext/>
+        <w:pBdr>
+          <w:bottom w:val="single" w:color="8A949F" w:sz="4" w:space="1"/>
+        </w:pBdr>
+        <w:spacing w:before="100" w:line="240"/>
+      </w:pPr>
+      <w:r>
+        <w:t xml:space="preserve"/>
+      </w:r>
+    </w:p>
+    <w:p>
+      <w:pPr>
+        <w:keepNext w:val="false"/>
         <w:pBdr>
           <w:bottom w:val="single" w:color="8A949E" w:sz="4" w:space="1"/>
         </w:pBdr>
-        <w:spacing w:before="100"/>
-      </w:pPr>
-      <w:r>
-        <w:rPr>
-          <w:lang w:val="en-US"/>
-        </w:rPr>
-        <w:t xml:space="preserve"/>
-      </w:r>
-    </w:p>
-    <w:p>
-      <w:pPr>
-        <w:keepNext w:val="false"/>
-        <w:pBdr>
-          <w:bottom w:val="single" w:color="8A949F" w:sz="4" w:space="1"/>
-        </w:pBdr>
-        <w:spacing w:before="100"/>
-      </w:pPr>
-      <w:r>
-        <w:rPr>
-          <w:lang w:val="en-US"/>
-        </w:rPr>
-        <w:t xml:space="preserve"/>
-      </w:r>
-    </w:p>
-    <w:p>
-      <w:pPr>
-        <w:pStyle w:val="Heading2"/>
-      </w:pPr>
-      <w:r>
-        <w:rPr>
-          <w:lang w:val="en-US"/>
-        </w:rPr>
-        <w:t xml:space="preserve">Looking back</w:t>
-      </w:r>
-    </w:p>
-    <w:p>
-      <w:pPr>
-        <w:keepNext/>
-      </w:pPr>
-      <w:r>
-        <w:rPr>
-          <w:lang w:val="en-US"/>
-        </w:rPr>
-        <w:t xml:space="preserve">What did the map show you about the Constitution that you might not have noticed from reading alone?</w:t>
-      </w:r>
-    </w:p>
-    <w:p>
-      <w:pPr>
-        <w:keepNext/>
-        <w:pBdr>
-          <w:bottom w:val="single" w:color="8A949F" w:sz="4" w:space="1"/>
-        </w:pBdr>
-        <w:spacing w:before="100"/>
-      </w:pPr>
-      <w:r>
-        <w:rPr>
-          <w:lang w:val="en-US"/>
-        </w:rPr>
-        <w:t xml:space="preserve"/>
-      </w:r>
-    </w:p>
-    <w:p>
-      <w:pPr>
-        <w:keepNext/>
-        <w:pBdr>
-          <w:bottom w:val="single" w:color="8A949E" w:sz="4" w:space="1"/>
-        </w:pBdr>
-        <w:spacing w:before="100"/>
-      </w:pPr>
-      <w:r>
-        <w:rPr>
-          <w:lang w:val="en-US"/>
-        </w:rPr>
-        <w:t xml:space="preserve"/>
-      </w:r>
-    </w:p>
-    <w:p>
-      <w:pPr>
-        <w:keepNext w:val="false"/>
-        <w:pBdr>
-          <w:bottom w:val="single" w:color="8A949F" w:sz="4" w:space="1"/>
-        </w:pBdr>
-        <w:spacing w:before="100"/>
-      </w:pPr>
-      <w:r>
-        <w:rPr>
-          <w:lang w:val="en-US"/>
-        </w:rPr>
+        <w:spacing w:before="100" w:line="240"/>
+      </w:pPr>
+      <w:r>
         <w:t xml:space="preserve"/>
       </w:r>
     </w:p>
     <w:p>
       <w:pPr>
         <w:pStyle w:val="Credits"/>
-        <w:spacing w:before="360"/>
-      </w:pPr>
-      <w:r>
-        <w:rPr>
-          <w:lang w:val="en-US"/>
-        </w:rPr>
+        <w:spacing w:before="120"/>
+      </w:pPr>
+      <w:r>
         <w:t xml:space="preserve">Map data: 1790 census figures as tabulated on Wikipedia, checked against the 1793 House seats; seats from the National Archives; ratio from the U.S. Census Bureau; state outlines from Natural Earth; National Archives; U.S. Census Bureau (MapMaker catalogue); Center for the Study of the American Constitution, University of Wisconsin–Madison (votes, dates and meeting places).</w:t>
       </w:r>
     </w:p>
@@ -690,10 +521,7 @@
       <w:pStyle w:val="Credits"/>
     </w:pPr>
     <w:r>
-      <w:rPr>
-        <w:lang w:val="en-US"/>
-      </w:rPr>
-      <w:t xml:space="preserve">We the People: Representation and Ratification, 1787–1791, version 0.1.0.</w:t>
+      <w:t xml:space="preserve">We the People: Representation and Ratification, 1787–1791, 0.2.0.</w:t>
     </w:r>
   </w:p>
 </w:ftr>
@@ -857,6 +685,7 @@
         <w:rFonts w:ascii="Arial" w:cs="Arial" w:eastAsia="Arial" w:hAnsi="Arial"/>
         <w:sz w:val="24"/>
         <w:szCs w:val="24"/>
+        <w:lang w:val="en-US"/>
       </w:rPr>
     </w:rPrDefault>
     <w:pPrDefault>
@@ -880,10 +709,17 @@
     <w:basedOn w:val="Normal"/>
     <w:next w:val="Normal"/>
     <w:qFormat/>
-    <w:rPr>
-      <w:color w:val="2E74B5"/>
-      <w:sz w:val="32"/>
-      <w:szCs w:val="32"/>
+    <w:pPr>
+      <w:spacing w:after="60"/>
+      <w:outlineLvl w:val="0"/>
+    </w:pPr>
+    <w:rPr>
+      <w:rFonts w:ascii="Arial" w:cs="Arial" w:eastAsia="Arial" w:hAnsi="Arial"/>
+      <w:b/>
+      <w:bCs/>
+      <w:color w:val="1F1F1F"/>
+      <w:sz w:val="36"/>
+      <w:szCs w:val="36"/>
     </w:rPr>
   </w:style>
   <w:style w:type="paragraph" w:styleId="Heading2">
@@ -891,10 +727,18 @@
     <w:basedOn w:val="Normal"/>
     <w:next w:val="Normal"/>
     <w:qFormat/>
-    <w:rPr>
-      <w:color w:val="2E74B5"/>
-      <w:sz w:val="26"/>
-      <w:szCs w:val="26"/>
+    <w:pPr>
+      <w:keepNext/>
+      <w:spacing w:after="40" w:before="180"/>
+      <w:outlineLvl w:val="1"/>
+    </w:pPr>
+    <w:rPr>
+      <w:rFonts w:ascii="Arial" w:cs="Arial" w:eastAsia="Arial" w:hAnsi="Arial"/>
+      <w:b/>
+      <w:bCs/>
+      <w:color w:val="1F1F1F"/>
+      <w:sz w:val="28"/>
+      <w:szCs w:val="28"/>
     </w:rPr>
   </w:style>
   <w:style w:type="paragraph" w:styleId="Heading3">
@@ -902,8 +746,16 @@
     <w:basedOn w:val="Normal"/>
     <w:next w:val="Normal"/>
     <w:qFormat/>
-    <w:rPr>
-      <w:color w:val="1F4D78"/>
+    <w:pPr>
+      <w:keepNext/>
+      <w:spacing w:after="40" w:before="140"/>
+      <w:outlineLvl w:val="2"/>
+    </w:pPr>
+    <w:rPr>
+      <w:rFonts w:ascii="Arial" w:cs="Arial" w:eastAsia="Arial" w:hAnsi="Arial"/>
+      <w:b/>
+      <w:bCs/>
+      <w:color w:val="1F1F1F"/>
       <w:sz w:val="24"/>
       <w:szCs w:val="24"/>
     </w:rPr>
@@ -1036,51 +888,14 @@
       <w:szCs w:val="20"/>
     </w:rPr>
   </w:style>
-  <w:style w:type="paragraph" w:styleId="Heading1">
-    <w:name w:val="Heading 1"/>
-    <w:basedOn w:val="Normal"/>
-    <w:next w:val="Normal"/>
-    <w:qFormat/>
-    <w:pPr>
-      <w:spacing w:after="60"/>
-      <w:outlineLvl w:val="0"/>
-    </w:pPr>
-    <w:rPr>
-      <w:rFonts w:ascii="Arial" w:cs="Arial" w:eastAsia="Arial" w:hAnsi="Arial"/>
-      <w:b/>
-      <w:bCs/>
-      <w:color w:val="1F1F1F"/>
-      <w:sz w:val="36"/>
-      <w:szCs w:val="36"/>
-    </w:rPr>
-  </w:style>
-  <w:style w:type="paragraph" w:styleId="Heading2">
-    <w:name w:val="Heading 2"/>
-    <w:basedOn w:val="Normal"/>
-    <w:next w:val="Normal"/>
-    <w:qFormat/>
-    <w:pPr>
-      <w:keepNext/>
-      <w:spacing w:after="40" w:before="180"/>
-      <w:outlineLvl w:val="1"/>
-    </w:pPr>
-    <w:rPr>
-      <w:rFonts w:ascii="Arial" w:cs="Arial" w:eastAsia="Arial" w:hAnsi="Arial"/>
-      <w:b/>
-      <w:bCs/>
-      <w:color w:val="1F1F1F"/>
-      <w:sz w:val="28"/>
-      <w:szCs w:val="28"/>
-    </w:rPr>
-  </w:style>
   <w:style w:type="paragraph" w:styleId="Subtle">
     <w:name w:val="Subtle"/>
     <w:basedOn w:val="Normal"/>
     <w:rPr>
       <w:rFonts w:ascii="Arial" w:cs="Arial" w:eastAsia="Arial" w:hAnsi="Arial"/>
       <w:color w:val="555555"/>
-      <w:sz w:val="20"/>
-      <w:szCs w:val="20"/>
+      <w:sz w:val="22"/>
+      <w:szCs w:val="22"/>
     </w:rPr>
   </w:style>
   <w:style w:type="paragraph" w:styleId="Credits">
@@ -1092,8 +907,8 @@
     <w:rPr>
       <w:rFonts w:ascii="Arial" w:cs="Arial" w:eastAsia="Arial" w:hAnsi="Arial"/>
       <w:color w:val="555555"/>
-      <w:sz w:val="16"/>
-      <w:szCs w:val="16"/>
+      <w:sz w:val="18"/>
+      <w:szCs w:val="18"/>
     </w:rPr>
   </w:style>
 </w:styles>

--- a/resources/dist/sheets/we-the-people-1787-1791-student-sheet-en.docx
+++ b/resources/dist/sheets/we-the-people-1787-1791-student-sheet-en.docx
@@ -64,7 +64,7 @@
         </w:rPr>
         <w:t xml:space="preserve">Open the map in MapMaker: </w:t>
       </w:r>
-      <w:hyperlink w:history="1" r:id="rIdcbmpv5z2h5usa2yjz7gym">
+      <w:hyperlink w:history="1" r:id="rIdscpaccsbarcniyqcfywut">
         <w:r>
           <w:rPr>
             <w:i/>
@@ -521,7 +521,7 @@
       <w:pStyle w:val="Credits"/>
     </w:pPr>
     <w:r>
-      <w:t xml:space="preserve">We the People: Representation and Ratification, 1787–1791, 0.2.0.</w:t>
+      <w:t xml:space="preserve">We the People: Representation and Ratification, 1787–1791, 0.2.1.</w:t>
     </w:r>
   </w:p>
 </w:ftr>

--- a/resources/dist/sheets/we-the-people-1787-1791-student-sheet-en.docx
+++ b/resources/dist/sheets/we-the-people-1787-1791-student-sheet-en.docx
@@ -64,7 +64,7 @@
         </w:rPr>
         <w:t xml:space="preserve">Open the map in MapMaker: </w:t>
       </w:r>
-      <w:hyperlink w:history="1" r:id="rIdscpaccsbarcniyqcfywut">
+      <w:hyperlink w:history="1" r:id="rIdrenaodg7kk8f7395qp8vr">
         <w:r>
           <w:rPr>
             <w:i/>

--- a/resources/dist/sheets/we-the-people-1787-1791-student-sheet-en.docx
+++ b/resources/dist/sheets/we-the-people-1787-1791-student-sheet-en.docx
@@ -64,7 +64,7 @@
         </w:rPr>
         <w:t xml:space="preserve">Open the map in MapMaker: </w:t>
       </w:r>
-      <w:hyperlink w:history="1" r:id="rIdrenaodg7kk8f7395qp8vr">
+      <w:hyperlink w:history="1" r:id="rIdinkchl-hkg_skcuvkzj_5">
         <w:r>
           <w:rPr>
             <w:i/>

--- a/resources/dist/sheets/we-the-people-1787-1791-student-sheet-en.docx
+++ b/resources/dist/sheets/we-the-people-1787-1791-student-sheet-en.docx
@@ -64,7 +64,7 @@
         </w:rPr>
         <w:t xml:space="preserve">Open the map in MapMaker: </w:t>
       </w:r>
-      <w:hyperlink w:history="1" r:id="rIdinkchl-hkg_skcuvkzj_5">
+      <w:hyperlink w:history="1" r:id="rIdy5u2rockrrpqwb0w16vgk">
         <w:r>
           <w:rPr>
             <w:i/>

--- a/resources/dist/sheets/we-the-people-1787-1791-student-sheet-en.docx
+++ b/resources/dist/sheets/we-the-people-1787-1791-student-sheet-en.docx
@@ -64,7 +64,7 @@
         </w:rPr>
         <w:t xml:space="preserve">Open the map in MapMaker: </w:t>
       </w:r>
-      <w:hyperlink w:history="1" r:id="rIdy5u2rockrrpqwb0w16vgk">
+      <w:hyperlink w:history="1" r:id="rIdag-rgjivio10lgxn_eeh4">
         <w:r>
           <w:rPr>
             <w:i/>

--- a/resources/dist/sheets/we-the-people-1787-1791-student-sheet-en.docx
+++ b/resources/dist/sheets/we-the-people-1787-1791-student-sheet-en.docx
@@ -64,7 +64,7 @@
         </w:rPr>
         <w:t xml:space="preserve">Open the map in MapMaker: </w:t>
       </w:r>
-      <w:hyperlink w:history="1" r:id="rIdag-rgjivio10lgxn_eeh4">
+      <w:hyperlink w:history="1" r:id="rIdd0idrt9ghlup_oywkjkoh">
         <w:r>
           <w:rPr>
             <w:i/>
@@ -521,7 +521,7 @@
       <w:pStyle w:val="Credits"/>
     </w:pPr>
     <w:r>
-      <w:t xml:space="preserve">We the People: Representation and Ratification, 1787–1791, 0.2.1.</w:t>
+      <w:t xml:space="preserve">We the People: Representation and Ratification, 1787–1791, 0.3.0.</w:t>
     </w:r>
   </w:p>
 </w:ftr>

--- a/resources/dist/sheets/we-the-people-1787-1791-student-sheet-en.docx
+++ b/resources/dist/sheets/we-the-people-1787-1791-student-sheet-en.docx
@@ -64,7 +64,7 @@
         </w:rPr>
         <w:t xml:space="preserve">Open the map in MapMaker: </w:t>
       </w:r>
-      <w:hyperlink w:history="1" r:id="rIdd0idrt9ghlup_oywkjkoh">
+      <w:hyperlink w:history="1" r:id="rIdjsg-1qmpnqcnwy5ioilu7">
         <w:r>
           <w:rPr>
             <w:i/>
@@ -521,7 +521,7 @@
       <w:pStyle w:val="Credits"/>
     </w:pPr>
     <w:r>
-      <w:t xml:space="preserve">We the People: Representation and Ratification, 1787–1791, 0.3.0.</w:t>
+      <w:t xml:space="preserve">We the People: Representation and Ratification, 1787–1791, 0.3.1.</w:t>
     </w:r>
   </w:p>
 </w:ftr>

--- a/resources/dist/sheets/we-the-people-1787-1791-student-sheet-en.docx
+++ b/resources/dist/sheets/we-the-people-1787-1791-student-sheet-en.docx
@@ -64,7 +64,7 @@
         </w:rPr>
         <w:t xml:space="preserve">Open the map in MapMaker: </w:t>
       </w:r>
-      <w:hyperlink w:history="1" r:id="rIdjsg-1qmpnqcnwy5ioilu7">
+      <w:hyperlink w:history="1" r:id="rIdf90mkrkufipedubzh5inf">
         <w:r>
           <w:rPr>
             <w:i/>

--- a/resources/dist/sheets/we-the-people-1787-1791-student-sheet-en.docx
+++ b/resources/dist/sheets/we-the-people-1787-1791-student-sheet-en.docx
@@ -64,7 +64,7 @@
         </w:rPr>
         <w:t xml:space="preserve">Open the map in MapMaker: </w:t>
       </w:r>
-      <w:hyperlink w:history="1" r:id="rIdf90mkrkufipedubzh5inf">
+      <w:hyperlink w:history="1" r:id="rIdr5nsl_ffft3pcj9btosax">
         <w:r>
           <w:rPr>
             <w:i/>
@@ -459,7 +459,7 @@
         <w:spacing w:before="120"/>
       </w:pPr>
       <w:r>
-        <w:t xml:space="preserve">Map data: 1790 census figures as tabulated on Wikipedia, checked against the 1793 House seats; seats from the National Archives; ratio from the U.S. Census Bureau; state outlines from Natural Earth; National Archives; U.S. Census Bureau (MapMaker catalogue); Center for the Study of the American Constitution, University of Wisconsin–Madison (votes, dates and meeting places).</w:t>
+        <w:t xml:space="preserve">Map data: 1790 census: U.S. Census Bureau, Return of the Whole Number of Persons (1791), checked against the 1793 House seats; seats: Apportionment Act of April 14, 1792 (National Archives); ratio: U.S. Census Bureau; state outlines: Natural Earth. The layer item's own credits still cite Wikipedia's tabulation; the figures were verified against the Census Bureau.; National Archives; U.S. Census Bureau (MapMaker catalogue); Center for the Study of the American Constitution, University of Wisconsin–Madison (votes, dates and meeting places).</w:t>
       </w:r>
     </w:p>
     <w:sectPr>
@@ -521,7 +521,7 @@
       <w:pStyle w:val="Credits"/>
     </w:pPr>
     <w:r>
-      <w:t xml:space="preserve">We the People: Representation and Ratification, 1787–1791, 0.3.1.</w:t>
+      <w:t xml:space="preserve">We the People: Representation and Ratification, 1787–1791, 0.3.2.</w:t>
     </w:r>
   </w:p>
 </w:ftr>

--- a/resources/dist/sheets/we-the-people-1787-1791-student-sheet-en.docx
+++ b/resources/dist/sheets/we-the-people-1787-1791-student-sheet-en.docx
@@ -64,7 +64,7 @@
         </w:rPr>
         <w:t xml:space="preserve">Open the map in MapMaker: </w:t>
       </w:r>
-      <w:hyperlink w:history="1" r:id="rIdr5nsl_ffft3pcj9btosax">
+      <w:hyperlink w:history="1" r:id="rIdugk0oprjryvy75fsbciwx">
         <w:r>
           <w:rPr>
             <w:i/>
@@ -521,7 +521,7 @@
       <w:pStyle w:val="Credits"/>
     </w:pPr>
     <w:r>
-      <w:t xml:space="preserve">We the People: Representation and Ratification, 1787–1791, 0.3.2.</w:t>
+      <w:t xml:space="preserve">We the People: Representation and Ratification, 1787–1791, 0.4.0.</w:t>
     </w:r>
   </w:p>
 </w:ftr>

--- a/resources/dist/sheets/we-the-people-1787-1791-student-sheet-en.docx
+++ b/resources/dist/sheets/we-the-people-1787-1791-student-sheet-en.docx
@@ -64,7 +64,7 @@
         </w:rPr>
         <w:t xml:space="preserve">Open the map in MapMaker: </w:t>
       </w:r>
-      <w:hyperlink w:history="1" r:id="rIdugk0oprjryvy75fsbciwx">
+      <w:hyperlink w:history="1" r:id="rIdjmvo2s_nogppytnbnz6yi">
         <w:r>
           <w:rPr>
             <w:i/>

--- a/resources/dist/sheets/we-the-people-1787-1791-student-sheet-en.docx
+++ b/resources/dist/sheets/we-the-people-1787-1791-student-sheet-en.docx
@@ -25,7 +25,7 @@
           <w:tab w:val="left" w:pos="5600"/>
           <w:tab w:val="left" w:pos="9400" w:leader="underscore"/>
         </w:tabs>
-        <w:spacing w:after="120" w:before="120"/>
+        <w:spacing w:after="60" w:before="60"/>
       </w:pPr>
       <w:r>
         <w:t xml:space="preserve">Name:</w:t>
@@ -40,7 +40,7 @@
     <w:p>
       <w:pPr>
         <w:shd w:fill="E5EDF5" w:val="clear"/>
-        <w:spacing w:after="120"/>
+        <w:spacing w:after="80"/>
       </w:pPr>
       <w:r>
         <w:rPr>
@@ -64,7 +64,7 @@
         </w:rPr>
         <w:t xml:space="preserve">Open the map in MapMaker: </w:t>
       </w:r>
-      <w:hyperlink w:history="1" r:id="rIdjmvo2s_nogppytnbnz6yi">
+      <w:hyperlink w:history="1" r:id="rIdfbncnmisnf3miof0hij8b">
         <w:r>
           <w:rPr>
             <w:i/>
@@ -88,6 +88,7 @@
     <w:p>
       <w:pPr>
         <w:pStyle w:val="Heading2"/>
+        <w:spacing w:after="20" w:before="80"/>
       </w:pPr>
       <w:r>
         <w:t xml:space="preserve">Before you start</w:t>
@@ -104,6 +105,7 @@
     <w:p>
       <w:pPr>
         <w:pStyle w:val="Heading2"/>
+        <w:spacing w:after="20" w:before="80"/>
       </w:pPr>
       <w:r>
         <w:t xml:space="preserve">Reading the map</w:t>
@@ -136,6 +138,7 @@
     <w:p>
       <w:pPr>
         <w:pStyle w:val="Heading2"/>
+        <w:spacing w:after="20" w:before="80"/>
       </w:pPr>
       <w:r>
         <w:t xml:space="preserve">Questions</w:t>
@@ -149,17 +152,89 @@
           <w:ilvl w:val="0"/>
           <w:numId w:val="2"/>
         </w:numPr>
-        <w:spacing w:before="160"/>
-      </w:pPr>
-      <w:r>
-        <w:rPr>
-          <w:b/>
-          <w:bCs/>
-        </w:rPr>
-        <w:t xml:space="preserve">Who lived where in 1790? </w:t>
-      </w:r>
-      <w:r>
-        <w:t xml:space="preserve">Open The states in 1790 bookmark and click the pies. Which state had the most people? In which states were more than a quarter of the people enslaved? The first line of each pop-up gives the percentage.</w:t>
+        <w:spacing w:after="20" w:before="100"/>
+      </w:pPr>
+      <w:r>
+        <w:rPr>
+          <w:b/>
+          <w:bCs/>
+        </w:rPr>
+        <w:t xml:space="preserve">Who lived where in 1790?</w:t>
+      </w:r>
+    </w:p>
+    <w:p>
+      <w:pPr>
+        <w:keepNext/>
+        <w:spacing w:after="0"/>
+        <w:ind w:left="360"/>
+      </w:pPr>
+      <w:r>
+        <w:rPr>
+          <w:b/>
+          <w:bCs/>
+          <w:color w:val="00619B"/>
+        </w:rPr>
+        <w:t xml:space="preserve">On the map:</w:t>
+      </w:r>
+    </w:p>
+    <w:p>
+      <w:pPr>
+        <w:keepNext/>
+        <w:spacing w:after="0" w:line="230"/>
+        <w:ind w:left="720" w:hanging="300"/>
+      </w:pPr>
+      <w:r>
+        <w:rPr>
+          <w:sz w:val="22"/>
+          <w:szCs w:val="22"/>
+        </w:rPr>
+        <w:t xml:space="preserve">1.	Open The states in 1790 bookmark.</w:t>
+      </w:r>
+    </w:p>
+    <w:p>
+      <w:pPr>
+        <w:keepNext/>
+        <w:spacing w:after="0" w:line="230"/>
+        <w:ind w:left="720" w:hanging="300"/>
+      </w:pPr>
+      <w:r>
+        <w:rPr>
+          <w:sz w:val="22"/>
+          <w:szCs w:val="22"/>
+        </w:rPr>
+        <w:t xml:space="preserve">2.	Click the pies and read each pop-up.</w:t>
+      </w:r>
+    </w:p>
+    <w:p>
+      <w:pPr>
+        <w:keepNext/>
+        <w:spacing w:after="0" w:line="230"/>
+        <w:ind w:left="720" w:hanging="300"/>
+      </w:pPr>
+      <w:r>
+        <w:rPr>
+          <w:sz w:val="22"/>
+          <w:szCs w:val="22"/>
+        </w:rPr>
+        <w:t xml:space="preserve">3.	Read the first line of each pop-up, which gives the percentage enslaved.</w:t>
+      </w:r>
+    </w:p>
+    <w:p>
+      <w:pPr>
+        <w:keepNext/>
+        <w:spacing w:before="40"/>
+        <w:ind w:left="360"/>
+      </w:pPr>
+      <w:r>
+        <w:rPr>
+          <w:b/>
+          <w:bCs/>
+          <w:color w:val="00619B"/>
+        </w:rPr>
+        <w:t xml:space="preserve">Answer: </w:t>
+      </w:r>
+      <w:r>
+        <w:t xml:space="preserve">Which state had the most people? In which states were more than a quarter of the people enslaved?</w:t>
       </w:r>
     </w:p>
     <w:p>
@@ -168,7 +243,7 @@
         <w:pBdr>
           <w:bottom w:val="single" w:color="8A949F" w:sz="4" w:space="1"/>
         </w:pBdr>
-        <w:spacing w:before="100" w:line="240"/>
+        <w:spacing w:before="80" w:line="240"/>
       </w:pPr>
       <w:r>
         <w:t xml:space="preserve"/>
@@ -180,7 +255,7 @@
         <w:pBdr>
           <w:bottom w:val="single" w:color="8A949E" w:sz="4" w:space="1"/>
         </w:pBdr>
-        <w:spacing w:before="100" w:line="240"/>
+        <w:spacing w:before="80" w:line="240"/>
       </w:pPr>
       <w:r>
         <w:t xml:space="preserve"/>
@@ -194,17 +269,89 @@
           <w:ilvl w:val="0"/>
           <w:numId w:val="2"/>
         </w:numPr>
-        <w:spacing w:before="160"/>
-      </w:pPr>
-      <w:r>
-        <w:rPr>
-          <w:b/>
-          <w:bCs/>
-        </w:rPr>
-        <w:t xml:space="preserve">Seats in Congress. </w:t>
-      </w:r>
-      <w:r>
-        <w:t xml:space="preserve">In Map layers, turn on House seats in 1793. Each label gives the state and its seats, and darker blue means more seats. Which state had the most seats in the House of Representatives, and which the fewest? Click two states: how many senators did each have? Why do you think the House and the Senate are counted differently?</w:t>
+        <w:spacing w:after="20" w:before="100"/>
+      </w:pPr>
+      <w:r>
+        <w:rPr>
+          <w:b/>
+          <w:bCs/>
+        </w:rPr>
+        <w:t xml:space="preserve">Seats in Congress</w:t>
+      </w:r>
+    </w:p>
+    <w:p>
+      <w:pPr>
+        <w:keepNext/>
+        <w:spacing w:after="0"/>
+        <w:ind w:left="360"/>
+      </w:pPr>
+      <w:r>
+        <w:rPr>
+          <w:b/>
+          <w:bCs/>
+          <w:color w:val="00619B"/>
+        </w:rPr>
+        <w:t xml:space="preserve">On the map:</w:t>
+      </w:r>
+    </w:p>
+    <w:p>
+      <w:pPr>
+        <w:keepNext/>
+        <w:spacing w:after="0" w:line="230"/>
+        <w:ind w:left="720" w:hanging="300"/>
+      </w:pPr>
+      <w:r>
+        <w:rPr>
+          <w:sz w:val="22"/>
+          <w:szCs w:val="22"/>
+        </w:rPr>
+        <w:t xml:space="preserve">1.	In Map layers, turn on House seats in 1793.</w:t>
+      </w:r>
+    </w:p>
+    <w:p>
+      <w:pPr>
+        <w:keepNext/>
+        <w:spacing w:after="0" w:line="230"/>
+        <w:ind w:left="720" w:hanging="300"/>
+      </w:pPr>
+      <w:r>
+        <w:rPr>
+          <w:sz w:val="22"/>
+          <w:szCs w:val="22"/>
+        </w:rPr>
+        <w:t xml:space="preserve">2.	Read the labels: each gives the state and its seats, and darker blue means more seats.</w:t>
+      </w:r>
+    </w:p>
+    <w:p>
+      <w:pPr>
+        <w:keepNext/>
+        <w:spacing w:after="0" w:line="230"/>
+        <w:ind w:left="720" w:hanging="300"/>
+      </w:pPr>
+      <w:r>
+        <w:rPr>
+          <w:sz w:val="22"/>
+          <w:szCs w:val="22"/>
+        </w:rPr>
+        <w:t xml:space="preserve">3.	Click two states and read how many senators each had.</w:t>
+      </w:r>
+    </w:p>
+    <w:p>
+      <w:pPr>
+        <w:keepNext/>
+        <w:spacing w:before="40"/>
+        <w:ind w:left="360"/>
+      </w:pPr>
+      <w:r>
+        <w:rPr>
+          <w:b/>
+          <w:bCs/>
+          <w:color w:val="00619B"/>
+        </w:rPr>
+        <w:t xml:space="preserve">Answer: </w:t>
+      </w:r>
+      <w:r>
+        <w:t xml:space="preserve">Which state had the most seats in the House of Representatives, and which the fewest? How many senators did each of your two states have? Why do you think the House and the Senate are counted differently?</w:t>
       </w:r>
     </w:p>
     <w:p>
@@ -213,7 +360,7 @@
         <w:pBdr>
           <w:bottom w:val="single" w:color="8A949F" w:sz="4" w:space="1"/>
         </w:pBdr>
-        <w:spacing w:before="100" w:line="240"/>
+        <w:spacing w:before="80" w:line="240"/>
       </w:pPr>
       <w:r>
         <w:t xml:space="preserve"/>
@@ -225,7 +372,7 @@
         <w:pBdr>
           <w:bottom w:val="single" w:color="8A949E" w:sz="4" w:space="1"/>
         </w:pBdr>
-        <w:spacing w:before="100" w:line="240"/>
+        <w:spacing w:before="80" w:line="240"/>
       </w:pPr>
       <w:r>
         <w:t xml:space="preserve"/>
@@ -237,7 +384,7 @@
         <w:pBdr>
           <w:bottom w:val="single" w:color="8A949F" w:sz="4" w:space="1"/>
         </w:pBdr>
-        <w:spacing w:before="100" w:line="240"/>
+        <w:spacing w:before="80" w:line="240"/>
       </w:pPr>
       <w:r>
         <w:t xml:space="preserve"/>
@@ -251,23 +398,95 @@
           <w:ilvl w:val="0"/>
           <w:numId w:val="2"/>
         </w:numPr>
-        <w:spacing w:before="160"/>
-      </w:pPr>
-      <w:r>
-        <w:rPr>
-          <w:b/>
-          <w:bCs/>
-        </w:rPr>
-        <w:t xml:space="preserve">The three-fifths clause. </w:t>
-      </w:r>
-      <w:r>
-        <w:t xml:space="preserve">Under the three-fifths clause, three of every five enslaved people were counted when House seats were shared out. Click Virginia and South Carolina and read the last two lines of each pop-up: how many seats would each have had if enslaved people had been counted in full, or not at all? Click other states too: which ones gained seats by counting people who could not vote?</w:t>
-      </w:r>
-    </w:p>
-    <w:p>
-      <w:pPr>
-        <w:keepNext/>
-        <w:spacing w:before="120"/>
+        <w:spacing w:after="20" w:before="100"/>
+      </w:pPr>
+      <w:r>
+        <w:rPr>
+          <w:b/>
+          <w:bCs/>
+        </w:rPr>
+        <w:t xml:space="preserve">The three-fifths clause</w:t>
+      </w:r>
+    </w:p>
+    <w:p>
+      <w:pPr>
+        <w:keepNext/>
+        <w:spacing w:after="0"/>
+        <w:ind w:left="360"/>
+      </w:pPr>
+      <w:r>
+        <w:rPr>
+          <w:b/>
+          <w:bCs/>
+          <w:color w:val="00619B"/>
+        </w:rPr>
+        <w:t xml:space="preserve">On the map:</w:t>
+      </w:r>
+    </w:p>
+    <w:p>
+      <w:pPr>
+        <w:keepNext/>
+        <w:spacing w:after="0" w:line="230"/>
+        <w:ind w:left="720" w:hanging="300"/>
+      </w:pPr>
+      <w:r>
+        <w:rPr>
+          <w:sz w:val="22"/>
+          <w:szCs w:val="22"/>
+        </w:rPr>
+        <w:t xml:space="preserve">1.	Click Virginia and South Carolina.</w:t>
+      </w:r>
+    </w:p>
+    <w:p>
+      <w:pPr>
+        <w:keepNext/>
+        <w:spacing w:after="0" w:line="230"/>
+        <w:ind w:left="720" w:hanging="300"/>
+      </w:pPr>
+      <w:r>
+        <w:rPr>
+          <w:sz w:val="22"/>
+          <w:szCs w:val="22"/>
+        </w:rPr>
+        <w:t xml:space="preserve">2.	Read the last two lines of each pop-up: seats with enslaved people counted in full, or not at all.</w:t>
+      </w:r>
+    </w:p>
+    <w:p>
+      <w:pPr>
+        <w:keepNext/>
+        <w:spacing w:after="0" w:line="230"/>
+        <w:ind w:left="720" w:hanging="300"/>
+      </w:pPr>
+      <w:r>
+        <w:rPr>
+          <w:sz w:val="22"/>
+          <w:szCs w:val="22"/>
+        </w:rPr>
+        <w:t xml:space="preserve">3.	Click other states and read the same two lines.</w:t>
+      </w:r>
+    </w:p>
+    <w:p>
+      <w:pPr>
+        <w:keepNext/>
+        <w:spacing w:before="40"/>
+        <w:ind w:left="360"/>
+      </w:pPr>
+      <w:r>
+        <w:rPr>
+          <w:b/>
+          <w:bCs/>
+          <w:color w:val="00619B"/>
+        </w:rPr>
+        <w:t xml:space="preserve">Answer: </w:t>
+      </w:r>
+      <w:r>
+        <w:t xml:space="preserve">Under the three-fifths clause, three of every five enslaved people were counted when House seats were shared out. How many seats would Virginia and South Carolina each have had if enslaved people had been counted in full, or not at all? Which states gained seats by counting people who could not vote?</w:t>
+      </w:r>
+    </w:p>
+    <w:p>
+      <w:pPr>
+        <w:keepNext/>
+        <w:spacing w:before="60"/>
         <w:ind w:left="360"/>
       </w:pPr>
       <w:r>
@@ -298,7 +517,7 @@
         <w:pBdr>
           <w:bottom w:val="single" w:color="8A949F" w:sz="4" w:space="1"/>
         </w:pBdr>
-        <w:spacing w:before="100" w:line="240"/>
+        <w:spacing w:before="80" w:line="240"/>
       </w:pPr>
       <w:r>
         <w:t xml:space="preserve"/>
@@ -310,7 +529,7 @@
         <w:pBdr>
           <w:bottom w:val="single" w:color="8A949E" w:sz="4" w:space="1"/>
         </w:pBdr>
-        <w:spacing w:before="100" w:line="240"/>
+        <w:spacing w:before="80" w:line="240"/>
       </w:pPr>
       <w:r>
         <w:t xml:space="preserve"/>
@@ -324,17 +543,103 @@
           <w:ilvl w:val="0"/>
           <w:numId w:val="2"/>
         </w:numPr>
-        <w:spacing w:before="160"/>
-      </w:pPr>
-      <w:r>
-        <w:rPr>
-          <w:b/>
-          <w:bCs/>
-        </w:rPr>
-        <w:t xml:space="preserve">How close was ratification? </w:t>
-      </w:r>
-      <w:r>
-        <w:t xml:space="preserve">Turn off Population in 1790 and House seats in 1793, and turn on Ratifying the Constitution. Click the pies and read the first line of each pop-up, which gives the votes for and against. Which three votes were closest? North Carolina has two pies: click both and explain why.</w:t>
+        <w:spacing w:after="20" w:before="100"/>
+      </w:pPr>
+      <w:r>
+        <w:rPr>
+          <w:b/>
+          <w:bCs/>
+        </w:rPr>
+        <w:t xml:space="preserve">How close was ratification?</w:t>
+      </w:r>
+    </w:p>
+    <w:p>
+      <w:pPr>
+        <w:keepNext/>
+        <w:spacing w:after="0"/>
+        <w:ind w:left="360"/>
+      </w:pPr>
+      <w:r>
+        <w:rPr>
+          <w:b/>
+          <w:bCs/>
+          <w:color w:val="00619B"/>
+        </w:rPr>
+        <w:t xml:space="preserve">On the map:</w:t>
+      </w:r>
+    </w:p>
+    <w:p>
+      <w:pPr>
+        <w:keepNext/>
+        <w:spacing w:after="0" w:line="230"/>
+        <w:ind w:left="720" w:hanging="300"/>
+      </w:pPr>
+      <w:r>
+        <w:rPr>
+          <w:sz w:val="22"/>
+          <w:szCs w:val="22"/>
+        </w:rPr>
+        <w:t xml:space="preserve">1.	In Map layers, turn off Population in 1790 and House seats in 1793.</w:t>
+      </w:r>
+    </w:p>
+    <w:p>
+      <w:pPr>
+        <w:keepNext/>
+        <w:spacing w:after="0" w:line="230"/>
+        <w:ind w:left="720" w:hanging="300"/>
+      </w:pPr>
+      <w:r>
+        <w:rPr>
+          <w:sz w:val="22"/>
+          <w:szCs w:val="22"/>
+        </w:rPr>
+        <w:t xml:space="preserve">2.	Turn on Ratifying the Constitution.</w:t>
+      </w:r>
+    </w:p>
+    <w:p>
+      <w:pPr>
+        <w:keepNext/>
+        <w:spacing w:after="0" w:line="230"/>
+        <w:ind w:left="720" w:hanging="300"/>
+      </w:pPr>
+      <w:r>
+        <w:rPr>
+          <w:sz w:val="22"/>
+          <w:szCs w:val="22"/>
+        </w:rPr>
+        <w:t xml:space="preserve">3.	Click the pies and read the first line of each pop-up: the votes for and against.</w:t>
+      </w:r>
+    </w:p>
+    <w:p>
+      <w:pPr>
+        <w:keepNext/>
+        <w:spacing w:after="0" w:line="230"/>
+        <w:ind w:left="720" w:hanging="300"/>
+      </w:pPr>
+      <w:r>
+        <w:rPr>
+          <w:sz w:val="22"/>
+          <w:szCs w:val="22"/>
+        </w:rPr>
+        <w:t xml:space="preserve">4.	Find North Carolina and click both of its pies.</w:t>
+      </w:r>
+    </w:p>
+    <w:p>
+      <w:pPr>
+        <w:keepNext/>
+        <w:spacing w:before="40"/>
+        <w:ind w:left="360"/>
+      </w:pPr>
+      <w:r>
+        <w:rPr>
+          <w:b/>
+          <w:bCs/>
+          <w:color w:val="00619B"/>
+        </w:rPr>
+        <w:t xml:space="preserve">Answer: </w:t>
+      </w:r>
+      <w:r>
+        <w:t xml:space="preserve">Which three votes were closest? Why does North Carolina have two pies?</w:t>
       </w:r>
     </w:p>
     <w:p>
@@ -343,7 +648,7 @@
         <w:pBdr>
           <w:bottom w:val="single" w:color="8A949F" w:sz="4" w:space="1"/>
         </w:pBdr>
-        <w:spacing w:before="100" w:line="240"/>
+        <w:spacing w:before="80" w:line="240"/>
       </w:pPr>
       <w:r>
         <w:t xml:space="preserve"/>
@@ -355,7 +660,7 @@
         <w:pBdr>
           <w:bottom w:val="single" w:color="8A949E" w:sz="4" w:space="1"/>
         </w:pBdr>
-        <w:spacing w:before="100" w:line="240"/>
+        <w:spacing w:before="80" w:line="240"/>
       </w:pPr>
       <w:r>
         <w:t xml:space="preserve"/>
@@ -364,7 +669,7 @@
     <w:p>
       <w:pPr>
         <w:keepNext/>
-        <w:spacing w:before="320"/>
+        <w:spacing w:before="160"/>
       </w:pPr>
       <w:r>
         <w:rPr>
@@ -383,7 +688,7 @@
         <w:pBdr>
           <w:bottom w:val="single" w:color="8A949F" w:sz="4" w:space="1"/>
         </w:pBdr>
-        <w:spacing w:before="100" w:line="240"/>
+        <w:spacing w:before="80" w:line="240"/>
       </w:pPr>
       <w:r>
         <w:t xml:space="preserve"/>
@@ -395,7 +700,7 @@
         <w:pBdr>
           <w:bottom w:val="single" w:color="8A949E" w:sz="4" w:space="1"/>
         </w:pBdr>
-        <w:spacing w:before="100" w:line="240"/>
+        <w:spacing w:before="80" w:line="240"/>
       </w:pPr>
       <w:r>
         <w:t xml:space="preserve"/>
@@ -407,7 +712,7 @@
         <w:pBdr>
           <w:bottom w:val="single" w:color="8A949F" w:sz="4" w:space="1"/>
         </w:pBdr>
-        <w:spacing w:before="100" w:line="240"/>
+        <w:spacing w:before="80" w:line="240"/>
       </w:pPr>
       <w:r>
         <w:t xml:space="preserve"/>
@@ -416,6 +721,7 @@
     <w:p>
       <w:pPr>
         <w:pStyle w:val="Heading2"/>
+        <w:spacing w:after="20" w:before="80"/>
       </w:pPr>
       <w:r>
         <w:t xml:space="preserve">Looking back</w:t>
@@ -431,11 +737,11 @@
     </w:p>
     <w:p>
       <w:pPr>
-        <w:keepNext/>
+        <w:keepNext w:val="false"/>
         <w:pBdr>
           <w:bottom w:val="single" w:color="8A949F" w:sz="4" w:space="1"/>
         </w:pBdr>
-        <w:spacing w:before="100" w:line="240"/>
+        <w:spacing w:before="80" w:line="240"/>
       </w:pPr>
       <w:r>
         <w:t xml:space="preserve"/>
@@ -443,23 +749,15 @@
     </w:p>
     <w:p>
       <w:pPr>
-        <w:keepNext w:val="false"/>
-        <w:pBdr>
-          <w:bottom w:val="single" w:color="8A949E" w:sz="4" w:space="1"/>
-        </w:pBdr>
-        <w:spacing w:before="100" w:line="240"/>
-      </w:pPr>
-      <w:r>
-        <w:t xml:space="preserve"/>
-      </w:r>
-    </w:p>
-    <w:p>
-      <w:pPr>
         <w:pStyle w:val="Credits"/>
-        <w:spacing w:before="120"/>
-      </w:pPr>
-      <w:r>
-        <w:t xml:space="preserve">Map data: 1790 census: U.S. Census Bureau, Return of the Whole Number of Persons (1791), checked against the 1793 House seats; seats: Apportionment Act of April 14, 1792 (National Archives); ratio: U.S. Census Bureau; state outlines: Natural Earth. The layer item's own credits still cite Wikipedia's tabulation; the figures were verified against the Census Bureau.; National Archives; U.S. Census Bureau (MapMaker catalogue); Center for the Study of the American Constitution, University of Wisconsin–Madison (votes, dates and meeting places).</w:t>
+        <w:spacing w:before="60" w:line="190"/>
+      </w:pPr>
+      <w:r>
+        <w:rPr>
+          <w:sz w:val="16"/>
+          <w:szCs w:val="16"/>
+        </w:rPr>
+        <w:t xml:space="preserve">Map data: U.S. Census Bureau, 1790 census and apportionment ratio; Apportionment Act of April 14, 1792 (National Archives); state outlines from Natural Earth; National Archives; U.S. Census Bureau (MapMaker catalogue); Center for the Study of the American Constitution, University of Wisconsin–Madison (votes, dates and meeting places).</w:t>
       </w:r>
     </w:p>
     <w:sectPr>
@@ -521,7 +819,7 @@
       <w:pStyle w:val="Credits"/>
     </w:pPr>
     <w:r>
-      <w:t xml:space="preserve">We the People: Representation and Ratification, 1787–1791, 0.4.0.</w:t>
+      <w:t xml:space="preserve">We the People: Representation and Ratification, 1787–1791, 0.5.0.</w:t>
     </w:r>
   </w:p>
 </w:ftr>

--- a/resources/dist/sheets/we-the-people-1787-1791-student-sheet-en.docx
+++ b/resources/dist/sheets/we-the-people-1787-1791-student-sheet-en.docx
@@ -64,7 +64,7 @@
         </w:rPr>
         <w:t xml:space="preserve">Open the map in MapMaker: </w:t>
       </w:r>
-      <w:hyperlink w:history="1" r:id="rIdfbncnmisnf3miof0hij8b">
+      <w:hyperlink w:history="1" r:id="rIdjsey9p8pxxksa0ciqj7zb">
         <w:r>
           <w:rPr>
             <w:i/>
@@ -819,7 +819,7 @@
       <w:pStyle w:val="Credits"/>
     </w:pPr>
     <w:r>
-      <w:t xml:space="preserve">We the People: Representation and Ratification, 1787–1791, 0.5.0.</w:t>
+      <w:t xml:space="preserve">We the People: Representation and Ratification, 1787–1791, 0.6.0.</w:t>
     </w:r>
   </w:p>
 </w:ftr>

--- a/resources/dist/sheets/we-the-people-1787-1791-student-sheet-en.docx
+++ b/resources/dist/sheets/we-the-people-1787-1791-student-sheet-en.docx
@@ -64,7 +64,7 @@
         </w:rPr>
         <w:t xml:space="preserve">Open the map in MapMaker: </w:t>
       </w:r>
-      <w:hyperlink w:history="1" r:id="rIdjsey9p8pxxksa0ciqj7zb">
+      <w:hyperlink w:history="1" r:id="rIdoczthzg1qj2hva_wej793">
         <w:r>
           <w:rPr>
             <w:i/>

--- a/resources/dist/sheets/we-the-people-1787-1791-student-sheet-en.docx
+++ b/resources/dist/sheets/we-the-people-1787-1791-student-sheet-en.docx
@@ -64,7 +64,7 @@
         </w:rPr>
         <w:t xml:space="preserve">Open the map in MapMaker: </w:t>
       </w:r>
-      <w:hyperlink w:history="1" r:id="rIdoczthzg1qj2hva_wej793">
+      <w:hyperlink w:history="1" r:id="rIdgexssc-odqdqt0e88okuj">
         <w:r>
           <w:rPr>
             <w:i/>

--- a/resources/dist/sheets/we-the-people-1787-1791-student-sheet-en.docx
+++ b/resources/dist/sheets/we-the-people-1787-1791-student-sheet-en.docx
@@ -62,9 +62,9 @@
           <w:i/>
           <w:iCs/>
         </w:rPr>
-        <w:t xml:space="preserve">Open the map in MapMaker: </w:t>
-      </w:r>
-      <w:hyperlink w:history="1" r:id="rIdgexssc-odqdqt0e88okuj">
+        <w:t xml:space="preserve">Open the map: </w:t>
+      </w:r>
+      <w:hyperlink w:history="1" r:id="rIdnmwgyvzshepnysewow2s-">
         <w:r>
           <w:rPr>
             <w:i/>
@@ -82,7 +82,7 @@
         <w:spacing w:after="160"/>
       </w:pPr>
       <w:r>
-        <w:t xml:space="preserve">Map address: https://mpmkr.maps.arcgis.com/apps/instant/atlas/index.html?appid=0cd1cdee853c413a84bfe4b9a6931f0d&amp;webmap=eba1ea7488624f3c88ef094167ed03ca</w:t>
+        <w:t xml:space="preserve">Map address: https://www.arcgis.com/apps/instant/atlas/index.html?appid=0cd1cdee853c413a84bfe4b9a6931f0d&amp;webmap=eba1ea7488624f3c88ef094167ed03ca</w:t>
       </w:r>
     </w:p>
     <w:p>

--- a/resources/dist/sheets/we-the-people-1787-1791-student-sheet-en.docx
+++ b/resources/dist/sheets/we-the-people-1787-1791-student-sheet-en.docx
@@ -64,7 +64,7 @@
         </w:rPr>
         <w:t xml:space="preserve">Open the map: </w:t>
       </w:r>
-      <w:hyperlink w:history="1" r:id="rIdnmwgyvzshepnysewow2s-">
+      <w:hyperlink w:history="1" r:id="rIdsgi6a1akj7mg_3imlz16h">
         <w:r>
           <w:rPr>
             <w:i/>

--- a/resources/dist/sheets/we-the-people-1787-1791-student-sheet-en.docx
+++ b/resources/dist/sheets/we-the-people-1787-1791-student-sheet-en.docx
@@ -64,7 +64,7 @@
         </w:rPr>
         <w:t xml:space="preserve">Open the map: </w:t>
       </w:r>
-      <w:hyperlink w:history="1" r:id="rIdsgi6a1akj7mg_3imlz16h">
+      <w:hyperlink w:history="1" r:id="rId06rqf0wjrqgkbk2gcnn0u">
         <w:r>
           <w:rPr>
             <w:i/>

--- a/resources/dist/sheets/we-the-people-1787-1791-student-sheet-en.docx
+++ b/resources/dist/sheets/we-the-people-1787-1791-student-sheet-en.docx
@@ -64,7 +64,7 @@
         </w:rPr>
         <w:t xml:space="preserve">Open the map: </w:t>
       </w:r>
-      <w:hyperlink w:history="1" r:id="rId06rqf0wjrqgkbk2gcnn0u">
+      <w:hyperlink w:history="1" r:id="rIdorbdaniynyaw9szi_dhjs">
         <w:r>
           <w:rPr>
             <w:i/>
@@ -819,7 +819,7 @@
       <w:pStyle w:val="Credits"/>
     </w:pPr>
     <w:r>
-      <w:t xml:space="preserve">We the People: Representation and Ratification, 1787–1791, 0.6.0.</w:t>
+      <w:t xml:space="preserve">We the People: Representation and Ratification, 1787–1791, 0.6.1.</w:t>
     </w:r>
   </w:p>
 </w:ftr>

--- a/resources/dist/sheets/we-the-people-1787-1791-student-sheet-en.docx
+++ b/resources/dist/sheets/we-the-people-1787-1791-student-sheet-en.docx
@@ -55,7 +55,7 @@
     </w:p>
     <w:p>
       <w:pPr>
-        <w:spacing w:after="40"/>
+        <w:spacing w:after="160"/>
       </w:pPr>
       <w:r>
         <w:rPr>
@@ -64,7 +64,7 @@
         </w:rPr>
         <w:t xml:space="preserve">Open the map: </w:t>
       </w:r>
-      <w:hyperlink w:history="1" r:id="rIdorbdaniynyaw9szi_dhjs">
+      <w:hyperlink w:history="1" r:id="rIdvpwce0hp3dvzxalgte5al">
         <w:r>
           <w:rPr>
             <w:i/>
@@ -78,15 +78,6 @@
     </w:p>
     <w:p>
       <w:pPr>
-        <w:pStyle w:val="Credits"/>
-        <w:spacing w:after="160"/>
-      </w:pPr>
-      <w:r>
-        <w:t xml:space="preserve">Map address: https://www.arcgis.com/apps/instant/atlas/index.html?appid=0cd1cdee853c413a84bfe4b9a6931f0d&amp;webmap=eba1ea7488624f3c88ef094167ed03ca</w:t>
-      </w:r>
-    </w:p>
-    <w:p>
-      <w:pPr>
         <w:pStyle w:val="Heading2"/>
         <w:spacing w:after="20" w:before="80"/>
       </w:pPr>
@@ -745,19 +736,6 @@
       </w:pPr>
       <w:r>
         <w:t xml:space="preserve"/>
-      </w:r>
-    </w:p>
-    <w:p>
-      <w:pPr>
-        <w:pStyle w:val="Credits"/>
-        <w:spacing w:before="60" w:line="190"/>
-      </w:pPr>
-      <w:r>
-        <w:rPr>
-          <w:sz w:val="16"/>
-          <w:szCs w:val="16"/>
-        </w:rPr>
-        <w:t xml:space="preserve">Map data: U.S. Census Bureau, 1790 census and apportionment ratio; Apportionment Act of April 14, 1792 (National Archives); state outlines from Natural Earth; National Archives; U.S. Census Bureau (MapMaker catalogue); Center for the Study of the American Constitution, University of Wisconsin–Madison (votes, dates and meeting places).</w:t>
       </w:r>
     </w:p>
     <w:sectPr>

--- a/resources/dist/sheets/we-the-people-1787-1791-student-sheet-en.docx
+++ b/resources/dist/sheets/we-the-people-1787-1791-student-sheet-en.docx
@@ -64,7 +64,7 @@
         </w:rPr>
         <w:t xml:space="preserve">Open the map: </w:t>
       </w:r>
-      <w:hyperlink w:history="1" r:id="rIdvpwce0hp3dvzxalgte5al">
+      <w:hyperlink w:history="1" r:id="rIdhpxj84-nqawanccvxkr8y">
         <w:r>
           <w:rPr>
             <w:i/>
@@ -90,7 +90,7 @@
         <w:spacing w:after="80"/>
       </w:pPr>
       <w:r>
-        <w:t xml:space="preserve">In 1787, delegates from twelve states met in Philadelphia and wrote the Constitution. Large and small states disagreed about how many votes each should have in Congress. The Constitution would take effect only when nine states had ratified it, each at a special convention.</w:t>
+        <w:t xml:space="preserve">In 1787, delegates from twelve states met in Philadelphia and wrote the Constitution. Large and small states disagreed about how many votes each should have in Congress. They settled it with the Great Compromise, and with the Three-Fifths Compromise on how enslaved people were counted. The Constitution would take effect only when nine states had ratified it, each at a special convention.</w:t>
       </w:r>
     </w:p>
     <w:p>
@@ -439,7 +439,7 @@
           <w:sz w:val="22"/>
           <w:szCs w:val="22"/>
         </w:rPr>
-        <w:t xml:space="preserve">2.	Read the last two lines of each pop-up: seats with enslaved people counted in full, or not at all.</w:t>
+        <w:t xml:space="preserve">2.	Read the seats in 1793 in each pop-up, then the last two lines: the seats if enslaved people had been counted in full, or not at all.</w:t>
       </w:r>
     </w:p>
     <w:p>
@@ -453,7 +453,7 @@
           <w:sz w:val="22"/>
           <w:szCs w:val="22"/>
         </w:rPr>
-        <w:t xml:space="preserve">3.	Click other states and read the same two lines.</w:t>
+        <w:t xml:space="preserve">3.	Click other states and compare the same three numbers.</w:t>
       </w:r>
     </w:p>
     <w:p>
@@ -471,7 +471,7 @@
         <w:t xml:space="preserve">Answer: </w:t>
       </w:r>
       <w:r>
-        <w:t xml:space="preserve">Under the three-fifths clause, three of every five enslaved people were counted when House seats were shared out. How many seats would Virginia and South Carolina each have had if enslaved people had been counted in full, or not at all? Which states gained seats by counting people who could not vote?</w:t>
+        <w:t xml:space="preserve">Under the three-fifths clause, three of every five enslaved people were counted when House seats were shared out. How many seats did Virginia and South Carolina each have under the clause, and how many would each have had if enslaved people had been counted in full, or not at all? Which states gained seats by counting enslaved people, who could not vote?</w:t>
       </w:r>
     </w:p>
     <w:p>
@@ -499,7 +499,16 @@
         <w:t xml:space="preserve">              </w:t>
       </w:r>
       <w:r>
-        <w:t xml:space="preserve"> if enslaved people were not counted.</w:t>
+        <w:t xml:space="preserve"> if counted in full; </w:t>
+      </w:r>
+      <w:r>
+        <w:rPr>
+          <w:u w:val="single"/>
+        </w:rPr>
+        <w:t xml:space="preserve">              </w:t>
+      </w:r>
+      <w:r>
+        <w:t xml:space="preserve"> if not counted at all.</w:t>
       </w:r>
     </w:p>
     <w:p>
@@ -797,7 +806,7 @@
       <w:pStyle w:val="Credits"/>
     </w:pPr>
     <w:r>
-      <w:t xml:space="preserve">We the People: Representation and Ratification, 1787–1791, 0.6.1.</w:t>
+      <w:t xml:space="preserve">We the People: Representation and Ratification, 1787–1791, 0.7.0.</w:t>
     </w:r>
   </w:p>
 </w:ftr>

--- a/resources/dist/sheets/we-the-people-1787-1791-student-sheet-en.docx
+++ b/resources/dist/sheets/we-the-people-1787-1791-student-sheet-en.docx
@@ -64,7 +64,7 @@
         </w:rPr>
         <w:t xml:space="preserve">Open the map: </w:t>
       </w:r>
-      <w:hyperlink w:history="1" r:id="rIdhpxj84-nqawanccvxkr8y">
+      <w:hyperlink w:history="1" r:id="rIdajekbeikmjlcordgxduzo">
         <w:r>
           <w:rPr>
             <w:i/>
@@ -806,7 +806,7 @@
       <w:pStyle w:val="Credits"/>
     </w:pPr>
     <w:r>
-      <w:t xml:space="preserve">We the People: Representation and Ratification, 1787–1791, 0.7.0.</w:t>
+      <w:t xml:space="preserve">We the People: Representation and Ratification, 1787–1791, 0.7.1.</w:t>
     </w:r>
   </w:p>
 </w:ftr>

--- a/resources/dist/sheets/we-the-people-1787-1791-student-sheet-en.docx
+++ b/resources/dist/sheets/we-the-people-1787-1791-student-sheet-en.docx
@@ -64,7 +64,7 @@
         </w:rPr>
         <w:t xml:space="preserve">Open the map: </w:t>
       </w:r>
-      <w:hyperlink w:history="1" r:id="rIdajekbeikmjlcordgxduzo">
+      <w:hyperlink w:history="1" r:id="rIdxjlvns_cjpvcggrimy2as">
         <w:r>
           <w:rPr>
             <w:i/>

--- a/resources/dist/sheets/we-the-people-1787-1791-student-sheet-en.docx
+++ b/resources/dist/sheets/we-the-people-1787-1791-student-sheet-en.docx
@@ -64,7 +64,7 @@
         </w:rPr>
         <w:t xml:space="preserve">Open the map: </w:t>
       </w:r>
-      <w:hyperlink w:history="1" r:id="rIdxjlvns_cjpvcggrimy2as">
+      <w:hyperlink w:history="1" r:id="rIdpczycdx7xuf5wnis74h7f">
         <w:r>
           <w:rPr>
             <w:i/>

--- a/resources/dist/sheets/we-the-people-1787-1791-student-sheet-en.docx
+++ b/resources/dist/sheets/we-the-people-1787-1791-student-sheet-en.docx
@@ -64,7 +64,7 @@
         </w:rPr>
         <w:t xml:space="preserve">Open the map: </w:t>
       </w:r>
-      <w:hyperlink w:history="1" r:id="rIdpczycdx7xuf5wnis74h7f">
+      <w:hyperlink w:history="1" r:id="rIdn3acxjnxmyeov8xmcefc9">
         <w:r>
           <w:rPr>
             <w:i/>
